--- a/docs/Python Collections-2026.docx
+++ b/docs/Python Collections-2026.docx
@@ -54,10 +54,7 @@
         <w:t xml:space="preserve">Since </w:t>
       </w:r>
       <w:r>
-        <w:t>lists are mutable</w:t>
-      </w:r>
-      <w:r>
-        <w:t xml:space="preserve"> </w:t>
+        <w:t xml:space="preserve">lists are mutable </w:t>
       </w:r>
       <w:r>
         <w:t xml:space="preserve">, </w:t>
@@ -78,12 +75,21 @@
           <w:numId w:val="3"/>
         </w:numPr>
       </w:pPr>
-      <w:r>
-        <w:rPr>
-          <w:b/>
-          <w:bCs/>
-        </w:rPr>
-        <w:t xml:space="preserve">queue.Queue </w:t>
+      <w:proofErr w:type="spellStart"/>
+      <w:r>
+        <w:rPr>
+          <w:b/>
+          <w:bCs/>
+        </w:rPr>
+        <w:t>queue.Queue</w:t>
+      </w:r>
+      <w:proofErr w:type="spellEnd"/>
+      <w:r>
+        <w:rPr>
+          <w:b/>
+          <w:bCs/>
+        </w:rPr>
+        <w:t xml:space="preserve"> </w:t>
       </w:r>
       <w:r>
         <w:t xml:space="preserve">: The </w:t>
@@ -116,12 +122,21 @@
           <w:numId w:val="3"/>
         </w:numPr>
       </w:pPr>
-      <w:r>
-        <w:rPr>
-          <w:b/>
-          <w:bCs/>
-        </w:rPr>
-        <w:t xml:space="preserve">collections.deque </w:t>
+      <w:proofErr w:type="spellStart"/>
+      <w:r>
+        <w:rPr>
+          <w:b/>
+          <w:bCs/>
+        </w:rPr>
+        <w:t>collections.deque</w:t>
+      </w:r>
+      <w:proofErr w:type="spellEnd"/>
+      <w:r>
+        <w:rPr>
+          <w:b/>
+          <w:bCs/>
+        </w:rPr>
+        <w:t xml:space="preserve"> </w:t>
       </w:r>
       <w:r>
         <w:t xml:space="preserve">: The </w:t>
@@ -154,16 +169,26 @@
           <w:numId w:val="3"/>
         </w:numPr>
       </w:pPr>
-      <w:r>
-        <w:rPr>
-          <w:b/>
-          <w:bCs/>
-        </w:rPr>
-        <w:t xml:space="preserve">threading.Lock </w:t>
+      <w:proofErr w:type="spellStart"/>
+      <w:r>
+        <w:rPr>
+          <w:b/>
+          <w:bCs/>
+        </w:rPr>
+        <w:t>threading.Lock</w:t>
+      </w:r>
+      <w:proofErr w:type="spellEnd"/>
+      <w:r>
+        <w:rPr>
+          <w:b/>
+          <w:bCs/>
+        </w:rPr>
+        <w:t xml:space="preserve"> </w:t>
       </w:r>
       <w:r>
         <w:t xml:space="preserve">: You can use a </w:t>
       </w:r>
+      <w:proofErr w:type="spellStart"/>
       <w:r>
         <w:rPr>
           <w:b/>
@@ -171,6 +196,7 @@
         </w:rPr>
         <w:t>threading.Lock</w:t>
       </w:r>
+      <w:proofErr w:type="spellEnd"/>
       <w:r>
         <w:t xml:space="preserve"> object to protect access to a list. By acquiring the lock before accessing the list and releasing the lock after accessing the list, you can ensure that only one thread can access the list at a time.</w:t>
       </w:r>
@@ -182,12 +208,21 @@
           <w:numId w:val="3"/>
         </w:numPr>
       </w:pPr>
-      <w:r>
-        <w:rPr>
-          <w:b/>
-          <w:bCs/>
-        </w:rPr>
-        <w:t xml:space="preserve">multiprocessing.Manager().list() </w:t>
+      <w:proofErr w:type="spellStart"/>
+      <w:r>
+        <w:rPr>
+          <w:b/>
+          <w:bCs/>
+        </w:rPr>
+        <w:t>multiprocessing.Manager</w:t>
+      </w:r>
+      <w:proofErr w:type="spellEnd"/>
+      <w:r>
+        <w:rPr>
+          <w:b/>
+          <w:bCs/>
+        </w:rPr>
+        <w:t xml:space="preserve">().list() </w:t>
       </w:r>
       <w:r>
         <w:t xml:space="preserve">: If you are using the </w:t>
@@ -245,14 +280,30 @@
       </w:r>
       <w:r>
         <w:br/>
-        <w:t xml:space="preserve">        print(f"Value: {fruit}")</w:t>
-      </w:r>
-      <w:r>
-        <w:br/>
-      </w:r>
-      <w:r>
-        <w:br/>
-        <w:t xml:space="preserve">    print("Total Length of tuple: ", len(fruits_tuple1))</w:t>
+        <w:t xml:space="preserve">        print(</w:t>
+      </w:r>
+      <w:proofErr w:type="spellStart"/>
+      <w:r>
+        <w:t>f"Value</w:t>
+      </w:r>
+      <w:proofErr w:type="spellEnd"/>
+      <w:r>
+        <w:t>: {fruit}")</w:t>
+      </w:r>
+      <w:r>
+        <w:br/>
+      </w:r>
+      <w:r>
+        <w:br/>
+        <w:t xml:space="preserve">    print("Total Length of tuple: ", </w:t>
+      </w:r>
+      <w:proofErr w:type="spellStart"/>
+      <w:r>
+        <w:t>len</w:t>
+      </w:r>
+      <w:proofErr w:type="spellEnd"/>
+      <w:r>
+        <w:t>(fruits_tuple1))</w:t>
       </w:r>
       <w:r>
         <w:br/>
@@ -264,29 +315,69 @@
       </w:r>
       <w:r>
         <w:br/>
-        <w:t xml:space="preserve">        print(f"Index: {index}, Value: {fruit}")</w:t>
-      </w:r>
-      <w:r>
-        <w:br/>
-      </w:r>
-      <w:r>
-        <w:br/>
-        <w:t xml:space="preserve">    my_mixed_tuple: tuple[str, int, float, bool, None] = ("hello", 1, 2.5, True, None)</w:t>
-      </w:r>
-      <w:r>
-        <w:br/>
-        <w:t xml:space="preserve">    print(my_mixed_tuple)  # Output: ('hello', 1, 2.5, True, None)</w:t>
-      </w:r>
-      <w:r>
-        <w:br/>
-      </w:r>
-      <w:r>
-        <w:br/>
-        <w:t xml:space="preserve">    my_tuple: tuple[Any] = ("hello", 1, 2.5, True, None)</w:t>
-      </w:r>
-      <w:r>
-        <w:br/>
-        <w:t xml:space="preserve">    print(my_tuple)  # Output: ('hello', 1, 2.5, True, None)</w:t>
+        <w:t xml:space="preserve">        print(</w:t>
+      </w:r>
+      <w:proofErr w:type="spellStart"/>
+      <w:r>
+        <w:t>f"Index</w:t>
+      </w:r>
+      <w:proofErr w:type="spellEnd"/>
+      <w:r>
+        <w:t>: {index}, Value: {fruit}")</w:t>
+      </w:r>
+      <w:r>
+        <w:br/>
+      </w:r>
+      <w:r>
+        <w:br/>
+        <w:t xml:space="preserve">    </w:t>
+      </w:r>
+      <w:proofErr w:type="spellStart"/>
+      <w:r>
+        <w:t>my_mixed_tuple</w:t>
+      </w:r>
+      <w:proofErr w:type="spellEnd"/>
+      <w:r>
+        <w:t>: tuple[str, int, float, bool, None] = ("hello", 1, 2.5, True, None)</w:t>
+      </w:r>
+      <w:r>
+        <w:br/>
+        <w:t xml:space="preserve">    print(</w:t>
+      </w:r>
+      <w:proofErr w:type="spellStart"/>
+      <w:r>
+        <w:t>my_mixed_tuple</w:t>
+      </w:r>
+      <w:proofErr w:type="spellEnd"/>
+      <w:r>
+        <w:t>)  # Output: ('hello', 1, 2.5, True, None)</w:t>
+      </w:r>
+      <w:r>
+        <w:br/>
+      </w:r>
+      <w:r>
+        <w:br/>
+        <w:t xml:space="preserve">    </w:t>
+      </w:r>
+      <w:proofErr w:type="spellStart"/>
+      <w:r>
+        <w:t>my_tuple</w:t>
+      </w:r>
+      <w:proofErr w:type="spellEnd"/>
+      <w:r>
+        <w:t>: tuple[Any] = ("hello", 1, 2.5, True, None)</w:t>
+      </w:r>
+      <w:r>
+        <w:br/>
+        <w:t xml:space="preserve">    print(</w:t>
+      </w:r>
+      <w:proofErr w:type="spellStart"/>
+      <w:r>
+        <w:t>my_tuple</w:t>
+      </w:r>
+      <w:proofErr w:type="spellEnd"/>
+      <w:r>
+        <w:t>)  # Output: ('hello', 1, 2.5, True, None)</w:t>
       </w:r>
       <w:r>
         <w:br/>
@@ -306,15 +397,39 @@
       </w:r>
       <w:r>
         <w:br/>
-        <w:t xml:space="preserve">    furit_list: list[str] = list(fruits_tuple1)</w:t>
-      </w:r>
-      <w:r>
-        <w:br/>
-        <w:t xml:space="preserve">    furit_list.append("orange")</w:t>
-      </w:r>
-      <w:r>
-        <w:br/>
-        <w:t xml:space="preserve">    fruits_tuple2: tuple[str] = tuple(furit_list)</w:t>
+        <w:t xml:space="preserve">    </w:t>
+      </w:r>
+      <w:proofErr w:type="spellStart"/>
+      <w:r>
+        <w:t>furit_list</w:t>
+      </w:r>
+      <w:proofErr w:type="spellEnd"/>
+      <w:r>
+        <w:t>: list[str] = list(fruits_tuple1)</w:t>
+      </w:r>
+      <w:r>
+        <w:br/>
+        <w:t xml:space="preserve">    </w:t>
+      </w:r>
+      <w:proofErr w:type="spellStart"/>
+      <w:r>
+        <w:t>furit_list.append</w:t>
+      </w:r>
+      <w:proofErr w:type="spellEnd"/>
+      <w:r>
+        <w:t>("orange")</w:t>
+      </w:r>
+      <w:r>
+        <w:br/>
+        <w:t xml:space="preserve">    fruits_tuple2: tuple[str] = tuple(</w:t>
+      </w:r>
+      <w:proofErr w:type="spellStart"/>
+      <w:r>
+        <w:t>furit_list</w:t>
+      </w:r>
+      <w:proofErr w:type="spellEnd"/>
+      <w:r>
+        <w:t>)</w:t>
       </w:r>
       <w:r>
         <w:br/>
@@ -329,11 +444,27 @@
       </w:r>
       <w:r>
         <w:br/>
-        <w:t xml:space="preserve">    for i in range(len(fruits_tuple2)):</w:t>
-      </w:r>
-      <w:r>
-        <w:br/>
-        <w:t xml:space="preserve">        print(f"{i} in fruits_tuple: {fruits_tuple2[i]}")</w:t>
+        <w:t xml:space="preserve">    for i in range(</w:t>
+      </w:r>
+      <w:proofErr w:type="spellStart"/>
+      <w:r>
+        <w:t>len</w:t>
+      </w:r>
+      <w:proofErr w:type="spellEnd"/>
+      <w:r>
+        <w:t>(fruits_tuple2)):</w:t>
+      </w:r>
+      <w:r>
+        <w:br/>
+        <w:t xml:space="preserve">        print(f"{i} in </w:t>
+      </w:r>
+      <w:proofErr w:type="spellStart"/>
+      <w:r>
+        <w:t>fruits_tuple</w:t>
+      </w:r>
+      <w:proofErr w:type="spellEnd"/>
+      <w:r>
+        <w:t>: {fruits_tuple2[i]}")</w:t>
       </w:r>
       <w:r>
         <w:br/>
@@ -416,25 +547,52 @@
           <w:bCs/>
           <w:u w:val="single"/>
         </w:rPr>
-        <w:t>What is NamedTuple?</w:t>
-      </w:r>
+        <w:t xml:space="preserve">What is </w:t>
+      </w:r>
+      <w:proofErr w:type="spellStart"/>
       <w:r>
         <w:rPr>
           <w:b/>
           <w:bCs/>
           <w:u w:val="single"/>
         </w:rPr>
+        <w:t>NamedTuple</w:t>
+      </w:r>
+      <w:proofErr w:type="spellEnd"/>
+      <w:r>
+        <w:rPr>
+          <w:b/>
+          <w:bCs/>
+          <w:u w:val="single"/>
+        </w:rPr>
+        <w:t>?</w:t>
+      </w:r>
+      <w:r>
+        <w:rPr>
+          <w:b/>
+          <w:bCs/>
+          <w:u w:val="single"/>
+        </w:rPr>
         <w:t xml:space="preserve"> </w:t>
       </w:r>
       <w:r>
         <w:t>In Python, a </w:t>
       </w:r>
-      <w:r>
-        <w:rPr>
-          <w:b/>
-          <w:bCs/>
-        </w:rPr>
-        <w:t>namedtuple()</w:t>
+      <w:proofErr w:type="spellStart"/>
+      <w:r>
+        <w:rPr>
+          <w:b/>
+          <w:bCs/>
+        </w:rPr>
+        <w:t>namedtuple</w:t>
+      </w:r>
+      <w:proofErr w:type="spellEnd"/>
+      <w:r>
+        <w:rPr>
+          <w:b/>
+          <w:bCs/>
+        </w:rPr>
+        <w:t>()</w:t>
       </w:r>
       <w:r>
         <w:t> is a subclass of </w:t>
@@ -467,7 +625,15 @@
     </w:p>
     <w:p>
       <w:r>
-        <w:t>Point = namedtuple('Point', ['x', 'y'])</w:t>
+        <w:t xml:space="preserve">Point = </w:t>
+      </w:r>
+      <w:proofErr w:type="spellStart"/>
+      <w:r>
+        <w:t>namedtuple</w:t>
+      </w:r>
+      <w:proofErr w:type="spellEnd"/>
+      <w:r>
+        <w:t>('Point', ['x', 'y'])</w:t>
       </w:r>
       <w:r>
         <w:br/>
@@ -498,7 +664,22 @@
       </w:r>
       <w:r>
         <w:br/>
-        <w:t>Book = namedtuple('Book', ['title', 'author', 'year'])</w:t>
+      </w:r>
+      <w:proofErr w:type="spellStart"/>
+      <w:r>
+        <w:t>Book</w:t>
+      </w:r>
+      <w:proofErr w:type="spellEnd"/>
+      <w:r>
+        <w:t xml:space="preserve"> = </w:t>
+      </w:r>
+      <w:proofErr w:type="spellStart"/>
+      <w:r>
+        <w:t>namedtuple</w:t>
+      </w:r>
+      <w:proofErr w:type="spellEnd"/>
+      <w:r>
+        <w:t>('Book', ['title', 'author', 'year'])</w:t>
       </w:r>
       <w:r>
         <w:br/>
@@ -509,15 +690,39 @@
       </w:r>
       <w:r>
         <w:br/>
-        <w:t>print(book.title)  # Output: To Kill a Mockingbird</w:t>
-      </w:r>
-      <w:r>
-        <w:br/>
-        <w:t>print(book.author)  # Output: Harper Lee</w:t>
-      </w:r>
-      <w:r>
-        <w:br/>
-        <w:t>print(book.year)  # Output: 1960</w:t>
+        <w:t>print(</w:t>
+      </w:r>
+      <w:proofErr w:type="spellStart"/>
+      <w:r>
+        <w:t>book.title</w:t>
+      </w:r>
+      <w:proofErr w:type="spellEnd"/>
+      <w:r>
+        <w:t>)  # Output: To Kill a Mockingbird</w:t>
+      </w:r>
+      <w:r>
+        <w:br/>
+        <w:t>print(</w:t>
+      </w:r>
+      <w:proofErr w:type="spellStart"/>
+      <w:r>
+        <w:t>book.author</w:t>
+      </w:r>
+      <w:proofErr w:type="spellEnd"/>
+      <w:r>
+        <w:t>)  # Output: Harper Lee</w:t>
+      </w:r>
+      <w:r>
+        <w:br/>
+        <w:t>print(</w:t>
+      </w:r>
+      <w:proofErr w:type="spellStart"/>
+      <w:r>
+        <w:t>book.year</w:t>
+      </w:r>
+      <w:proofErr w:type="spellEnd"/>
+      <w:r>
+        <w:t>)  # Output: 1960</w:t>
       </w:r>
     </w:p>
     <w:p/>
@@ -581,7 +786,23 @@
           <w:b/>
           <w:bCs/>
         </w:rPr>
-        <w:t>__init__</w:t>
+        <w:t>__</w:t>
+      </w:r>
+      <w:proofErr w:type="spellStart"/>
+      <w:r>
+        <w:rPr>
+          <w:b/>
+          <w:bCs/>
+        </w:rPr>
+        <w:t>init</w:t>
+      </w:r>
+      <w:proofErr w:type="spellEnd"/>
+      <w:r>
+        <w:rPr>
+          <w:b/>
+          <w:bCs/>
+        </w:rPr>
+        <w:t>__</w:t>
       </w:r>
       <w:r>
         <w:t>: Initializes the class with the given attributes.</w:t>
@@ -599,7 +820,23 @@
           <w:b/>
           <w:bCs/>
         </w:rPr>
-        <w:t>__repr__</w:t>
+        <w:t>__</w:t>
+      </w:r>
+      <w:proofErr w:type="spellStart"/>
+      <w:r>
+        <w:rPr>
+          <w:b/>
+          <w:bCs/>
+        </w:rPr>
+        <w:t>repr</w:t>
+      </w:r>
+      <w:proofErr w:type="spellEnd"/>
+      <w:r>
+        <w:rPr>
+          <w:b/>
+          <w:bCs/>
+        </w:rPr>
+        <w:t>__</w:t>
       </w:r>
       <w:r>
         <w:t>: Returns a string representation of the class.</w:t>
@@ -645,6 +882,7 @@
           <w:numId w:val="2"/>
         </w:numPr>
       </w:pPr>
+      <w:proofErr w:type="spellStart"/>
       <w:r>
         <w:rPr>
           <w:b/>
@@ -652,6 +890,7 @@
         </w:rPr>
         <w:t>init</w:t>
       </w:r>
+      <w:proofErr w:type="spellEnd"/>
       <w:r>
         <w:t xml:space="preserve">: If </w:t>
       </w:r>
@@ -670,7 +909,23 @@
           <w:b/>
           <w:bCs/>
         </w:rPr>
-        <w:t>__init__</w:t>
+        <w:t>__</w:t>
+      </w:r>
+      <w:proofErr w:type="spellStart"/>
+      <w:r>
+        <w:rPr>
+          <w:b/>
+          <w:bCs/>
+        </w:rPr>
+        <w:t>init</w:t>
+      </w:r>
+      <w:proofErr w:type="spellEnd"/>
+      <w:r>
+        <w:rPr>
+          <w:b/>
+          <w:bCs/>
+        </w:rPr>
+        <w:t>__</w:t>
       </w:r>
       <w:r>
         <w:t xml:space="preserve"> method is generated.</w:t>
@@ -683,6 +938,7 @@
           <w:numId w:val="2"/>
         </w:numPr>
       </w:pPr>
+      <w:proofErr w:type="spellStart"/>
       <w:r>
         <w:rPr>
           <w:b/>
@@ -690,6 +946,7 @@
         </w:rPr>
         <w:t>repr</w:t>
       </w:r>
+      <w:proofErr w:type="spellEnd"/>
       <w:r>
         <w:t xml:space="preserve">: If </w:t>
       </w:r>
@@ -708,7 +965,23 @@
           <w:b/>
           <w:bCs/>
         </w:rPr>
-        <w:t>__repr__</w:t>
+        <w:t>__</w:t>
+      </w:r>
+      <w:proofErr w:type="spellStart"/>
+      <w:r>
+        <w:rPr>
+          <w:b/>
+          <w:bCs/>
+        </w:rPr>
+        <w:t>repr</w:t>
+      </w:r>
+      <w:proofErr w:type="spellEnd"/>
+      <w:r>
+        <w:rPr>
+          <w:b/>
+          <w:bCs/>
+        </w:rPr>
+        <w:t>__</w:t>
       </w:r>
       <w:r>
         <w:t xml:space="preserve"> method is generated.</w:t>
@@ -784,7 +1057,23 @@
           <w:b/>
           <w:bCs/>
         </w:rPr>
-        <w:t>__lt__</w:t>
+        <w:t>__</w:t>
+      </w:r>
+      <w:proofErr w:type="spellStart"/>
+      <w:r>
+        <w:rPr>
+          <w:b/>
+          <w:bCs/>
+        </w:rPr>
+        <w:t>lt</w:t>
+      </w:r>
+      <w:proofErr w:type="spellEnd"/>
+      <w:r>
+        <w:rPr>
+          <w:b/>
+          <w:bCs/>
+        </w:rPr>
+        <w:t>__</w:t>
       </w:r>
       <w:r>
         <w:t xml:space="preserve">, </w:t>
@@ -804,7 +1093,23 @@
           <w:b/>
           <w:bCs/>
         </w:rPr>
-        <w:t>__gt__</w:t>
+        <w:t>__</w:t>
+      </w:r>
+      <w:proofErr w:type="spellStart"/>
+      <w:r>
+        <w:rPr>
+          <w:b/>
+          <w:bCs/>
+        </w:rPr>
+        <w:t>gt</w:t>
+      </w:r>
+      <w:proofErr w:type="spellEnd"/>
+      <w:r>
+        <w:rPr>
+          <w:b/>
+          <w:bCs/>
+        </w:rPr>
+        <w:t>__</w:t>
       </w:r>
       <w:r>
         <w:t xml:space="preserve">, and </w:t>
@@ -814,7 +1119,23 @@
           <w:b/>
           <w:bCs/>
         </w:rPr>
-        <w:t>__ge__</w:t>
+        <w:t>__</w:t>
+      </w:r>
+      <w:proofErr w:type="spellStart"/>
+      <w:r>
+        <w:rPr>
+          <w:b/>
+          <w:bCs/>
+        </w:rPr>
+        <w:t>ge</w:t>
+      </w:r>
+      <w:proofErr w:type="spellEnd"/>
+      <w:r>
+        <w:rPr>
+          <w:b/>
+          <w:bCs/>
+        </w:rPr>
+        <w:t>__</w:t>
       </w:r>
       <w:r>
         <w:t xml:space="preserve"> methods are generated.</w:t>
@@ -827,6 +1148,7 @@
           <w:numId w:val="2"/>
         </w:numPr>
       </w:pPr>
+      <w:proofErr w:type="spellStart"/>
       <w:r>
         <w:rPr>
           <w:b/>
@@ -834,6 +1156,7 @@
         </w:rPr>
         <w:t>unsafe_hash</w:t>
       </w:r>
+      <w:proofErr w:type="spellEnd"/>
       <w:r>
         <w:t xml:space="preserve">: If </w:t>
       </w:r>
@@ -903,8 +1226,21 @@
     </w:p>
     <w:p>
       <w:r>
-        <w:t>from dataclasses import dataclass</w:t>
-      </w:r>
+        <w:t xml:space="preserve">from </w:t>
+      </w:r>
+      <w:proofErr w:type="spellStart"/>
+      <w:r>
+        <w:t>dataclasses</w:t>
+      </w:r>
+      <w:proofErr w:type="spellEnd"/>
+      <w:r>
+        <w:t xml:space="preserve"> import </w:t>
+      </w:r>
+      <w:proofErr w:type="spellStart"/>
+      <w:r>
+        <w:t>dataclass</w:t>
+      </w:r>
+      <w:proofErr w:type="spellEnd"/>
       <w:r>
         <w:br/>
       </w:r>
@@ -941,11 +1277,27 @@
       </w:r>
       <w:r>
         <w:br/>
-        <w:t xml:space="preserve">    print(f"person object: {person1}")</w:t>
-      </w:r>
-      <w:r>
-        <w:br/>
-        <w:t xml:space="preserve">    print(f"Person Name: {person1.name}")</w:t>
+        <w:t xml:space="preserve">    print(</w:t>
+      </w:r>
+      <w:proofErr w:type="spellStart"/>
+      <w:r>
+        <w:t>f"person</w:t>
+      </w:r>
+      <w:proofErr w:type="spellEnd"/>
+      <w:r>
+        <w:t xml:space="preserve"> object: {person1}")</w:t>
+      </w:r>
+      <w:r>
+        <w:br/>
+        <w:t xml:space="preserve">    print(</w:t>
+      </w:r>
+      <w:proofErr w:type="spellStart"/>
+      <w:r>
+        <w:t>f"Person</w:t>
+      </w:r>
+      <w:proofErr w:type="spellEnd"/>
+      <w:r>
+        <w:t xml:space="preserve"> Name: {person1.name}")</w:t>
       </w:r>
     </w:p>
     <w:p>
@@ -956,7 +1308,15 @@
     </w:p>
     <w:p>
       <w:r>
-        <w:t>@dataclass(init=True, repr=True, eq=True, order=True)</w:t>
+        <w:t xml:space="preserve">@dataclass(init=True, </w:t>
+      </w:r>
+      <w:proofErr w:type="spellStart"/>
+      <w:r>
+        <w:t>repr</w:t>
+      </w:r>
+      <w:proofErr w:type="spellEnd"/>
+      <w:r>
+        <w:t>=True, eq=True, order=True)</w:t>
       </w:r>
       <w:r>
         <w:br/>
@@ -975,6 +1335,471 @@
         <w:t xml:space="preserve">    city: str = field(default="")</w:t>
       </w:r>
     </w:p>
+    <w:p>
+      <w:pPr>
+        <w:rPr>
+          <w:b/>
+          <w:bCs/>
+          <w:sz w:val="28"/>
+          <w:szCs w:val="28"/>
+          <w:u w:val="single"/>
+        </w:rPr>
+      </w:pPr>
+      <w:r>
+        <w:rPr>
+          <w:b/>
+          <w:bCs/>
+          <w:sz w:val="28"/>
+          <w:szCs w:val="28"/>
+          <w:u w:val="single"/>
+        </w:rPr>
+        <w:t>Usage of Python Dictionary Like Map in Java</w:t>
+      </w:r>
+    </w:p>
+    <w:p>
+      <w:r>
+        <w:t>def usage_of_dict1():</w:t>
+      </w:r>
+      <w:r>
+        <w:br/>
+        <w:t xml:space="preserve">    </w:t>
+      </w:r>
+      <w:proofErr w:type="spellStart"/>
+      <w:r>
+        <w:t>key_val</w:t>
+      </w:r>
+      <w:proofErr w:type="spellEnd"/>
+      <w:r>
+        <w:t xml:space="preserve">: </w:t>
+      </w:r>
+      <w:proofErr w:type="spellStart"/>
+      <w:r>
+        <w:t>dict</w:t>
+      </w:r>
+      <w:proofErr w:type="spellEnd"/>
+      <w:r>
+        <w:t>[</w:t>
+      </w:r>
+      <w:proofErr w:type="spellStart"/>
+      <w:r>
+        <w:t>str,str</w:t>
+      </w:r>
+      <w:proofErr w:type="spellEnd"/>
+      <w:r>
+        <w:t>] = {"key1": "value1", "key2": "value2", "key3": "value3"}</w:t>
+      </w:r>
+      <w:r>
+        <w:br/>
+        <w:t xml:space="preserve">    print(</w:t>
+      </w:r>
+      <w:proofErr w:type="spellStart"/>
+      <w:r>
+        <w:t>key_val</w:t>
+      </w:r>
+      <w:proofErr w:type="spellEnd"/>
+      <w:r>
+        <w:t>)</w:t>
+      </w:r>
+      <w:r>
+        <w:br/>
+      </w:r>
+      <w:r>
+        <w:br/>
+        <w:t xml:space="preserve">    # Accessing dictionary elements by key</w:t>
+      </w:r>
+      <w:r>
+        <w:br/>
+        <w:t xml:space="preserve">    for key in </w:t>
+      </w:r>
+      <w:proofErr w:type="spellStart"/>
+      <w:r>
+        <w:t>key_val</w:t>
+      </w:r>
+      <w:proofErr w:type="spellEnd"/>
+      <w:r>
+        <w:t>:</w:t>
+      </w:r>
+      <w:r>
+        <w:br/>
+        <w:t xml:space="preserve">        print(</w:t>
+      </w:r>
+      <w:proofErr w:type="spellStart"/>
+      <w:r>
+        <w:t>f"Key</w:t>
+      </w:r>
+      <w:proofErr w:type="spellEnd"/>
+      <w:r>
+        <w:t>: {key}, Value: {</w:t>
+      </w:r>
+      <w:proofErr w:type="spellStart"/>
+      <w:r>
+        <w:t>key_val</w:t>
+      </w:r>
+      <w:proofErr w:type="spellEnd"/>
+      <w:r>
+        <w:t>[key]}")</w:t>
+      </w:r>
+      <w:r>
+        <w:br/>
+      </w:r>
+      <w:r>
+        <w:br/>
+        <w:t xml:space="preserve">    # Nested dictionary</w:t>
+      </w:r>
+      <w:r>
+        <w:br/>
+        <w:t xml:space="preserve">    config = {</w:t>
+      </w:r>
+      <w:r>
+        <w:br/>
+        <w:t xml:space="preserve">        "</w:t>
+      </w:r>
+      <w:proofErr w:type="spellStart"/>
+      <w:r>
+        <w:t>db</w:t>
+      </w:r>
+      <w:proofErr w:type="spellEnd"/>
+      <w:r>
+        <w:t>": {"host": "localhost", "port": 5432},</w:t>
+      </w:r>
+      <w:r>
+        <w:br/>
+        <w:t xml:space="preserve">        "cache": {"</w:t>
+      </w:r>
+      <w:proofErr w:type="spellStart"/>
+      <w:r>
+        <w:t>ttl</w:t>
+      </w:r>
+      <w:proofErr w:type="spellEnd"/>
+      <w:r>
+        <w:t>": 3600}</w:t>
+      </w:r>
+      <w:r>
+        <w:br/>
+        <w:t xml:space="preserve">    }</w:t>
+      </w:r>
+      <w:r>
+        <w:br/>
+        <w:t xml:space="preserve">    for key, value in </w:t>
+      </w:r>
+      <w:proofErr w:type="spellStart"/>
+      <w:r>
+        <w:t>config.items</w:t>
+      </w:r>
+      <w:proofErr w:type="spellEnd"/>
+      <w:r>
+        <w:t>():</w:t>
+      </w:r>
+      <w:r>
+        <w:br/>
+        <w:t xml:space="preserve">        print(</w:t>
+      </w:r>
+      <w:proofErr w:type="spellStart"/>
+      <w:r>
+        <w:t>f"Key</w:t>
+      </w:r>
+      <w:proofErr w:type="spellEnd"/>
+      <w:r>
+        <w:t>: {key}, Value: {value}")</w:t>
+      </w:r>
+      <w:r>
+        <w:br/>
+      </w:r>
+      <w:r>
+        <w:br/>
+        <w:t xml:space="preserve">    keys = ["a", "b", "c"]</w:t>
+      </w:r>
+      <w:r>
+        <w:br/>
+        <w:t xml:space="preserve">    values = [1, 2, 3]</w:t>
+      </w:r>
+      <w:r>
+        <w:br/>
+        <w:t xml:space="preserve">    d = </w:t>
+      </w:r>
+      <w:proofErr w:type="spellStart"/>
+      <w:r>
+        <w:t>dict</w:t>
+      </w:r>
+      <w:proofErr w:type="spellEnd"/>
+      <w:r>
+        <w:t>(zip(keys, values))</w:t>
+      </w:r>
+      <w:r>
+        <w:br/>
+      </w:r>
+      <w:r>
+        <w:br/>
+        <w:t xml:space="preserve">    for </w:t>
+      </w:r>
+      <w:proofErr w:type="spellStart"/>
+      <w:r>
+        <w:t>key,val</w:t>
+      </w:r>
+      <w:proofErr w:type="spellEnd"/>
+      <w:r>
+        <w:t xml:space="preserve"> in </w:t>
+      </w:r>
+      <w:proofErr w:type="spellStart"/>
+      <w:r>
+        <w:t>d.items</w:t>
+      </w:r>
+      <w:proofErr w:type="spellEnd"/>
+      <w:r>
+        <w:t>():</w:t>
+      </w:r>
+      <w:r>
+        <w:br/>
+        <w:t xml:space="preserve">        print(</w:t>
+      </w:r>
+      <w:proofErr w:type="spellStart"/>
+      <w:r>
+        <w:t>f"Key</w:t>
+      </w:r>
+      <w:proofErr w:type="spellEnd"/>
+      <w:r>
+        <w:t>: {key}, Value: {</w:t>
+      </w:r>
+      <w:proofErr w:type="spellStart"/>
+      <w:r>
+        <w:t>val</w:t>
+      </w:r>
+      <w:proofErr w:type="spellEnd"/>
+      <w:r>
+        <w:t>}")</w:t>
+      </w:r>
+      <w:r>
+        <w:br/>
+      </w:r>
+      <w:r>
+        <w:br/>
+        <w:t xml:space="preserve">    </w:t>
+      </w:r>
+      <w:proofErr w:type="spellStart"/>
+      <w:r>
+        <w:t>some_val</w:t>
+      </w:r>
+      <w:proofErr w:type="spellEnd"/>
+      <w:r>
+        <w:t xml:space="preserve"> = d["a"]</w:t>
+      </w:r>
+      <w:r>
+        <w:br/>
+        <w:t xml:space="preserve">    print(</w:t>
+      </w:r>
+      <w:proofErr w:type="spellStart"/>
+      <w:r>
+        <w:t>f"Value</w:t>
+      </w:r>
+      <w:proofErr w:type="spellEnd"/>
+      <w:r>
+        <w:t xml:space="preserve"> of a: {</w:t>
+      </w:r>
+      <w:proofErr w:type="spellStart"/>
+      <w:r>
+        <w:t>some_val</w:t>
+      </w:r>
+      <w:proofErr w:type="spellEnd"/>
+      <w:r>
+        <w:t>}" )</w:t>
+      </w:r>
+      <w:r>
+        <w:br/>
+      </w:r>
+      <w:r>
+        <w:br/>
+        <w:t xml:space="preserve">    # The following line will raise a </w:t>
+      </w:r>
+      <w:proofErr w:type="spellStart"/>
+      <w:r>
+        <w:t>KeyError</w:t>
+      </w:r>
+      <w:proofErr w:type="spellEnd"/>
+      <w:r>
+        <w:br/>
+        <w:t xml:space="preserve">    # </w:t>
+      </w:r>
+      <w:proofErr w:type="spellStart"/>
+      <w:r>
+        <w:t>some_val</w:t>
+      </w:r>
+      <w:proofErr w:type="spellEnd"/>
+      <w:r>
+        <w:t xml:space="preserve"> = d["d"]</w:t>
+      </w:r>
+      <w:r>
+        <w:br/>
+        <w:t xml:space="preserve">    # print(</w:t>
+      </w:r>
+      <w:proofErr w:type="spellStart"/>
+      <w:r>
+        <w:t>f"Value</w:t>
+      </w:r>
+      <w:proofErr w:type="spellEnd"/>
+      <w:r>
+        <w:t xml:space="preserve"> of a: {</w:t>
+      </w:r>
+      <w:proofErr w:type="spellStart"/>
+      <w:r>
+        <w:t>some_val</w:t>
+      </w:r>
+      <w:proofErr w:type="spellEnd"/>
+      <w:r>
+        <w:t>}" )</w:t>
+      </w:r>
+      <w:r>
+        <w:br/>
+        <w:t xml:space="preserve">    # To solve the above problem</w:t>
+      </w:r>
+      <w:r>
+        <w:br/>
+        <w:t xml:space="preserve">    </w:t>
+      </w:r>
+      <w:proofErr w:type="spellStart"/>
+      <w:r>
+        <w:t>some_val</w:t>
+      </w:r>
+      <w:proofErr w:type="spellEnd"/>
+      <w:r>
+        <w:t xml:space="preserve"> = </w:t>
+      </w:r>
+      <w:proofErr w:type="spellStart"/>
+      <w:r>
+        <w:t>d.get</w:t>
+      </w:r>
+      <w:proofErr w:type="spellEnd"/>
+      <w:r>
+        <w:t>("d") # Correct</w:t>
+      </w:r>
+      <w:r>
+        <w:br/>
+        <w:t xml:space="preserve">    </w:t>
+      </w:r>
+      <w:proofErr w:type="spellStart"/>
+      <w:r>
+        <w:t>some_val</w:t>
+      </w:r>
+      <w:proofErr w:type="spellEnd"/>
+      <w:r>
+        <w:t xml:space="preserve"> = </w:t>
+      </w:r>
+      <w:proofErr w:type="spellStart"/>
+      <w:r>
+        <w:t>d.get</w:t>
+      </w:r>
+      <w:proofErr w:type="spellEnd"/>
+      <w:r>
+        <w:t>("d", "some default value")</w:t>
+      </w:r>
+      <w:r>
+        <w:br/>
+        <w:t xml:space="preserve">    print(</w:t>
+      </w:r>
+      <w:proofErr w:type="spellStart"/>
+      <w:r>
+        <w:t>f"Value</w:t>
+      </w:r>
+      <w:proofErr w:type="spellEnd"/>
+      <w:r>
+        <w:t xml:space="preserve"> of a: {</w:t>
+      </w:r>
+      <w:proofErr w:type="spellStart"/>
+      <w:r>
+        <w:t>some_val</w:t>
+      </w:r>
+      <w:proofErr w:type="spellEnd"/>
+      <w:r>
+        <w:t>}" )</w:t>
+      </w:r>
+      <w:r>
+        <w:br/>
+      </w:r>
+      <w:r>
+        <w:lastRenderedPageBreak/>
+        <w:br/>
+        <w:t xml:space="preserve">    # Merge two dictionaries</w:t>
+      </w:r>
+      <w:r>
+        <w:br/>
+        <w:t xml:space="preserve">    dict1 = {"a": 1, "b": 2}</w:t>
+      </w:r>
+      <w:r>
+        <w:br/>
+        <w:t xml:space="preserve">    dict2 = {"b": 3, "c": 4}</w:t>
+      </w:r>
+      <w:r>
+        <w:br/>
+        <w:t xml:space="preserve">    merged = dict1 | dict2  # {'a': 1, 'b': 3, 'c': 4}</w:t>
+      </w:r>
+      <w:r>
+        <w:br/>
+      </w:r>
+      <w:r>
+        <w:br/>
+        <w:t xml:space="preserve">    # Dynamically create dictionary</w:t>
+      </w:r>
+      <w:r>
+        <w:br/>
+        <w:t xml:space="preserve">    data: </w:t>
+      </w:r>
+      <w:proofErr w:type="spellStart"/>
+      <w:r>
+        <w:t>dict</w:t>
+      </w:r>
+      <w:proofErr w:type="spellEnd"/>
+      <w:r>
+        <w:t>[</w:t>
+      </w:r>
+      <w:proofErr w:type="spellStart"/>
+      <w:r>
+        <w:t>str,int</w:t>
+      </w:r>
+      <w:proofErr w:type="spellEnd"/>
+      <w:r>
+        <w:t>] = {}</w:t>
+      </w:r>
+      <w:r>
+        <w:br/>
+        <w:t xml:space="preserve">    for i in range(5):</w:t>
+      </w:r>
+      <w:r>
+        <w:br/>
+        <w:t xml:space="preserve">        data[</w:t>
+      </w:r>
+      <w:proofErr w:type="spellStart"/>
+      <w:r>
+        <w:t>f"key</w:t>
+      </w:r>
+      <w:proofErr w:type="spellEnd"/>
+      <w:r>
+        <w:t>_{i}"] = i * 10</w:t>
+      </w:r>
+      <w:r>
+        <w:br/>
+        <w:t xml:space="preserve">    # {'key_0': 0, 'key_1': 10, 'key_2': 20, 'key_3': 30, 'key_4': 40}</w:t>
+      </w:r>
+      <w:r>
+        <w:br/>
+        <w:t xml:space="preserve">    print(</w:t>
+      </w:r>
+      <w:proofErr w:type="spellStart"/>
+      <w:r>
+        <w:t>f"Data</w:t>
+      </w:r>
+      <w:proofErr w:type="spellEnd"/>
+      <w:r>
+        <w:t>------&gt;{data}")</w:t>
+      </w:r>
+    </w:p>
+    <w:p/>
+    <w:p>
+      <w:r>
+        <w:t>What is the usage of zip in Python ?</w:t>
+      </w:r>
+    </w:p>
+    <w:p/>
+    <w:p/>
+    <w:p/>
     <w:p/>
     <w:sectPr>
       <w:footerReference w:type="default" r:id="rId7"/>
